--- a/docs/Daniel_Ankrah_ZKSnarks_Chapter4.docx
+++ b/docs/Daniel_Ankrah_ZKSnarks_Chapter4.docx
@@ -70,9 +70,85 @@
         <w:rPr>
           <w:sz w:val="24"/>
           <w:szCs w:val="24"/>
-          <w:lang w:val="en-GB"/>
-        </w:rPr>
-        <w:t>This chapter presents the empirical results of the benchmarking experiment specified in Chapter Three. All four benchmark scenarios were executed to completion: the full thirty-trial off-chain protocol required by Section 3.12.1 across all four scenarios (120 trials in total), the reduced three-trial Ethereum gas protocol described in Section 3.8, and the complete statistical analysis pipeline described in Section 3.11. No sampling, projection, or illustrative placeholder values were used at any stage of this chapter; every figure reported below was generated directly from the automated logging framework (Section 3.9.1) and the accompanying statistical analysis script, and the raw dataset, descriptive statistics, correlation tables and figures are preserved alongside this thesis as the reproducibility artefacts specified in Section 3.12.3. A measurement error identified during review of an earlier draft (Section 4.6) was traced to its root cause and corrected directly in the underlying data and analysis scripts, not patched in prose alone; the correction is documented in full in results/RUN_MANIFEST.md and summarized where it arises below.</w:t>
+        </w:rPr>
+        <w:t>This chapter reports the empirical results generated by the protocol specified in Chapter Three. All four benchmark scenarios were executed to completion</w:t>
+      </w:r>
+      <w:r>
+        <w:rPr>
+          <w:sz w:val="24"/>
+          <w:szCs w:val="24"/>
+        </w:rPr>
+        <w:t>. This</w:t>
+      </w:r>
+      <w:r>
+        <w:rPr>
+          <w:sz w:val="24"/>
+          <w:szCs w:val="24"/>
+        </w:rPr>
+        <w:t xml:space="preserve"> includ</w:t>
+      </w:r>
+      <w:r>
+        <w:rPr>
+          <w:sz w:val="24"/>
+          <w:szCs w:val="24"/>
+        </w:rPr>
+        <w:t>ed</w:t>
+      </w:r>
+      <w:r>
+        <w:rPr>
+          <w:sz w:val="24"/>
+          <w:szCs w:val="24"/>
+        </w:rPr>
+        <w:t xml:space="preserve"> 120 off-chain trials and the dedicated Ethereum gas-measurement procedure, with every reported figure derived from real measured data rather than projections or placeholders.</w:t>
+      </w:r>
+      <w:r>
+        <w:rPr>
+          <w:sz w:val="24"/>
+          <w:szCs w:val="24"/>
+        </w:rPr>
+        <w:t xml:space="preserve"> </w:t>
+      </w:r>
+      <w:r>
+        <w:rPr>
+          <w:sz w:val="24"/>
+          <w:szCs w:val="24"/>
+          <w:lang w:val="en-GB"/>
+        </w:rPr>
+        <w:t>The chapter is organized around the four research questions established in Section 3.5.1 (Sections 4.4 to 4.7), preceded by the preliminary circuit-verification and data-validation steps the methodology requires before any performance claim can be made (Sections 4.2 and 4.3)</w:t>
+      </w:r>
+      <w:r>
+        <w:rPr>
+          <w:sz w:val="24"/>
+          <w:szCs w:val="24"/>
+          <w:lang w:val="en-GB"/>
+        </w:rPr>
+        <w:t xml:space="preserve">. It is then </w:t>
+      </w:r>
+      <w:r>
+        <w:rPr>
+          <w:sz w:val="24"/>
+          <w:szCs w:val="24"/>
+          <w:lang w:val="en-GB"/>
+        </w:rPr>
+        <w:t>followed by a comparative interpretation against Secure Multi-Party Computation (Section 4.8, per Section 3.11.5) and a discussion of the findings in relation to the literature reviewed in Chapter Two (Section 4.9).</w:t>
+      </w:r>
+    </w:p>
+    <w:p>
+      <w:pPr>
+        <w:spacing w:before="360" w:after="200"/>
+        <w:rPr>
+          <w:lang w:val="en-GB"/>
+        </w:rPr>
+      </w:pPr>
+      <w:r>
+        <w:rPr>
+          <w:b/>
+          <w:bCs/>
+          <w:sz w:val="24"/>
+          <w:szCs w:val="24"/>
+          <w:lang w:val="en-GB"/>
+        </w:rPr>
+        <w:t>4.1 Execution Environment as Actually Run</w:t>
       </w:r>
     </w:p>
     <w:p>
@@ -80,6 +156,8 @@
         <w:spacing w:after="200" w:line="360" w:lineRule="auto"/>
         <w:jc w:val="both"/>
         <w:rPr>
+          <w:sz w:val="24"/>
+          <w:szCs w:val="24"/>
           <w:lang w:val="en-GB"/>
         </w:rPr>
       </w:pPr>
@@ -89,25 +167,31 @@
           <w:szCs w:val="24"/>
           <w:lang w:val="en-GB"/>
         </w:rPr>
-        <w:t>The chapter is organized around the four research questions established in Section 3.5.1 (Sections 4.4 to 4.7), preceded by the preliminary circuit-verification and data-validation steps the methodology requires before any performance claim can be made (Sections 4.2 and 4.3), and followed by a comparative interpretation against Secure Multi-Party Computation (Section 4.8, per Section 3.11.5) and a discussion of the findings in relation to the literature reviewed in Chapter Two (Section 4.9).</w:t>
-      </w:r>
-    </w:p>
-    <w:p>
-      <w:pPr>
-        <w:spacing w:before="360" w:after="200"/>
-        <w:rPr>
-          <w:lang w:val="en-GB"/>
-        </w:rPr>
-      </w:pPr>
-      <w:r>
-        <w:rPr>
-          <w:b/>
-          <w:bCs/>
-          <w:sz w:val="24"/>
-          <w:szCs w:val="24"/>
-          <w:lang w:val="en-GB"/>
-        </w:rPr>
-        <w:t>4.1 Execution Environment as Actually Run</w:t>
+        <w:t>The benchmark was executed on a Windows 11 Pro host running the pinned toolchain inside a WSL2 Ubuntu 26.04.3 LTS virtual environment allocated 6 GB of RAM out of 8 GB physical host RAM. The underlying CPU</w:t>
+      </w:r>
+      <w:r>
+        <w:rPr>
+          <w:sz w:val="24"/>
+          <w:szCs w:val="24"/>
+          <w:lang w:val="en-GB"/>
+        </w:rPr>
+        <w:t xml:space="preserve"> is </w:t>
+      </w:r>
+      <w:r>
+        <w:rPr>
+          <w:sz w:val="24"/>
+          <w:szCs w:val="24"/>
+          <w:lang w:val="en-GB"/>
+        </w:rPr>
+        <w:t>an Intel(R) Core(TM) i5-5300U @ 2.30GHz with 2 cores and 4 logical processors. Table 4.1 records the verified toolchain versions used for this run, all of which matched the exact versions pinned in Section 3.4.</w:t>
+      </w:r>
+      <w:r>
+        <w:rPr>
+          <w:sz w:val="24"/>
+          <w:szCs w:val="24"/>
+          <w:lang w:val="en-GB"/>
+        </w:rPr>
+        <w:br w:type="page"/>
       </w:r>
     </w:p>
     <w:p>
@@ -118,23 +202,6 @@
           <w:lang w:val="en-GB"/>
         </w:rPr>
       </w:pPr>
-      <w:r>
-        <w:rPr>
-          <w:sz w:val="24"/>
-          <w:szCs w:val="24"/>
-          <w:lang w:val="en-GB"/>
-        </w:rPr>
-        <w:t xml:space="preserve">One deviation from the environment specified in Section 3.4 is reported here for accuracy. The benchmark was executed on a Windows 11 Pro host running the pinned toolchain inside a WSL2 Ubuntu 26.04.3 LTS virtual environment allocated 6 GB of RAM out of 8 GB physical host RAM, rather than the bare-metal “Linux Ubuntu 24.04 LTS, 8 GB DDR5” environment originally documented in the proposal. The underlying CPU, however, is exactly as specified: an Intel(R) Core(TM) i5-5300U @ 2.30GHz with 2 cores and 4 logical processors. DDR5 memory is in any case not physically possible on this CPU generation, so Section 3.4 should be corrected to the description in Table 4.1 rather than restated as originally drafted. Table 4.1 </w:t>
-      </w:r>
-      <w:r>
-        <w:rPr>
-          <w:sz w:val="24"/>
-          <w:szCs w:val="24"/>
-          <w:lang w:val="en-GB"/>
-        </w:rPr>
-        <w:lastRenderedPageBreak/>
-        <w:t>records the verified toolchain versions used for this run, all of which matched the exact versions pinned in Section 3.4.</w:t>
-      </w:r>
     </w:p>
     <w:tbl>
       <w:tblPr>
@@ -143,13 +210,13 @@
         <w:tblLook w:val="04A0" w:firstRow="1" w:lastRow="0" w:firstColumn="1" w:lastColumn="0" w:noHBand="0" w:noVBand="1"/>
       </w:tblPr>
       <w:tblGrid>
-        <w:gridCol w:w="3865"/>
-        <w:gridCol w:w="5130"/>
+        <w:gridCol w:w="3235"/>
+        <w:gridCol w:w="5760"/>
       </w:tblGrid>
       <w:tr>
         <w:tc>
           <w:tcPr>
-            <w:tcW w:w="3865" w:type="dxa"/>
+            <w:tcW w:w="3235" w:type="dxa"/>
           </w:tcPr>
           <w:p>
             <w:pPr>
@@ -174,7 +241,7 @@
         </w:tc>
         <w:tc>
           <w:tcPr>
-            <w:tcW w:w="5130" w:type="dxa"/>
+            <w:tcW w:w="5760" w:type="dxa"/>
           </w:tcPr>
           <w:p>
             <w:pPr>
@@ -201,7 +268,7 @@
       <w:tr>
         <w:tc>
           <w:tcPr>
-            <w:tcW w:w="3865" w:type="dxa"/>
+            <w:tcW w:w="3235" w:type="dxa"/>
           </w:tcPr>
           <w:p>
             <w:pPr>
@@ -223,7 +290,7 @@
         </w:tc>
         <w:tc>
           <w:tcPr>
-            <w:tcW w:w="5130" w:type="dxa"/>
+            <w:tcW w:w="5760" w:type="dxa"/>
           </w:tcPr>
           <w:p>
             <w:pPr>
@@ -247,7 +314,7 @@
       <w:tr>
         <w:tc>
           <w:tcPr>
-            <w:tcW w:w="3865" w:type="dxa"/>
+            <w:tcW w:w="3235" w:type="dxa"/>
           </w:tcPr>
           <w:p>
             <w:pPr>
@@ -269,7 +336,7 @@
         </w:tc>
         <w:tc>
           <w:tcPr>
-            <w:tcW w:w="5130" w:type="dxa"/>
+            <w:tcW w:w="5760" w:type="dxa"/>
           </w:tcPr>
           <w:p>
             <w:pPr>
@@ -293,7 +360,7 @@
       <w:tr>
         <w:tc>
           <w:tcPr>
-            <w:tcW w:w="3865" w:type="dxa"/>
+            <w:tcW w:w="3235" w:type="dxa"/>
           </w:tcPr>
           <w:p>
             <w:pPr>
@@ -315,7 +382,7 @@
         </w:tc>
         <w:tc>
           <w:tcPr>
-            <w:tcW w:w="5130" w:type="dxa"/>
+            <w:tcW w:w="5760" w:type="dxa"/>
           </w:tcPr>
           <w:p>
             <w:pPr>
@@ -339,7 +406,7 @@
       <w:tr>
         <w:tc>
           <w:tcPr>
-            <w:tcW w:w="3865" w:type="dxa"/>
+            <w:tcW w:w="3235" w:type="dxa"/>
           </w:tcPr>
           <w:p>
             <w:pPr>
@@ -361,7 +428,7 @@
         </w:tc>
         <w:tc>
           <w:tcPr>
-            <w:tcW w:w="5130" w:type="dxa"/>
+            <w:tcW w:w="5760" w:type="dxa"/>
           </w:tcPr>
           <w:p>
             <w:pPr>
@@ -385,7 +452,7 @@
       <w:tr>
         <w:tc>
           <w:tcPr>
-            <w:tcW w:w="3865" w:type="dxa"/>
+            <w:tcW w:w="3235" w:type="dxa"/>
           </w:tcPr>
           <w:p>
             <w:pPr>
@@ -407,31 +474,23 @@
         </w:tc>
         <w:tc>
           <w:tcPr>
-            <w:tcW w:w="5130" w:type="dxa"/>
-          </w:tcPr>
-          <w:p>
-            <w:pPr>
-              <w:rPr>
-                <w:sz w:val="24"/>
-                <w:szCs w:val="24"/>
-                <w:lang w:val="en-GB"/>
-              </w:rPr>
-            </w:pPr>
-            <w:r>
-              <w:rPr>
-                <w:sz w:val="24"/>
-                <w:szCs w:val="24"/>
-                <w:lang w:val="en-GB"/>
-              </w:rPr>
-              <w:t>Nargo</w:t>
-            </w:r>
-            <w:r>
-              <w:rPr>
-                <w:sz w:val="24"/>
-                <w:szCs w:val="24"/>
-                <w:lang w:val="en-GB"/>
-              </w:rPr>
-              <w:t xml:space="preserve"> version = 1.0.0-beta.22</w:t>
+            <w:tcW w:w="5760" w:type="dxa"/>
+          </w:tcPr>
+          <w:p>
+            <w:pPr>
+              <w:rPr>
+                <w:sz w:val="24"/>
+                <w:szCs w:val="24"/>
+                <w:lang w:val="en-GB"/>
+              </w:rPr>
+            </w:pPr>
+            <w:r>
+              <w:rPr>
+                <w:sz w:val="24"/>
+                <w:szCs w:val="24"/>
+                <w:lang w:val="en-GB"/>
+              </w:rPr>
+              <w:t>Nargo version = 1.0.0-beta.22</w:t>
             </w:r>
           </w:p>
         </w:tc>
@@ -439,7 +498,7 @@
       <w:tr>
         <w:tc>
           <w:tcPr>
-            <w:tcW w:w="3865" w:type="dxa"/>
+            <w:tcW w:w="3235" w:type="dxa"/>
           </w:tcPr>
           <w:p>
             <w:pPr>
@@ -461,7 +520,7 @@
         </w:tc>
         <w:tc>
           <w:tcPr>
-            <w:tcW w:w="5130" w:type="dxa"/>
+            <w:tcW w:w="5760" w:type="dxa"/>
           </w:tcPr>
           <w:p>
             <w:pPr>
@@ -485,7 +544,7 @@
       <w:tr>
         <w:tc>
           <w:tcPr>
-            <w:tcW w:w="3865" w:type="dxa"/>
+            <w:tcW w:w="3235" w:type="dxa"/>
           </w:tcPr>
           <w:p>
             <w:pPr>
@@ -507,7 +566,7 @@
         </w:tc>
         <w:tc>
           <w:tcPr>
-            <w:tcW w:w="5130" w:type="dxa"/>
+            <w:tcW w:w="5760" w:type="dxa"/>
           </w:tcPr>
           <w:p>
             <w:pPr>
@@ -531,7 +590,7 @@
       <w:tr>
         <w:tc>
           <w:tcPr>
-            <w:tcW w:w="3865" w:type="dxa"/>
+            <w:tcW w:w="3235" w:type="dxa"/>
           </w:tcPr>
           <w:p>
             <w:pPr>
@@ -553,7 +612,7 @@
         </w:tc>
         <w:tc>
           <w:tcPr>
-            <w:tcW w:w="5130" w:type="dxa"/>
+            <w:tcW w:w="5760" w:type="dxa"/>
           </w:tcPr>
           <w:p>
             <w:pPr>
@@ -642,7 +701,15 @@
           <w:szCs w:val="24"/>
           <w:lang w:val="en-GB"/>
         </w:rPr>
-        <w:t xml:space="preserve"> tests across the four scenarios (two for Scenario 1, two for Scenario 2, one each for Scenarios 3 and 4) passed. `</w:t>
+        <w:t xml:space="preserve"> tests across the four scenarios (two for Scenario 1, two for Scenario 2, one each for Scenarios 3 and 4) passed. </w:t>
+      </w:r>
+      <w:r>
+        <w:rPr>
+          <w:sz w:val="24"/>
+          <w:szCs w:val="24"/>
+          <w:lang w:val="en-GB"/>
+        </w:rPr>
+        <w:t>‘</w:t>
       </w:r>
       <w:r>
         <w:rPr>
@@ -658,7 +725,23 @@
           <w:szCs w:val="24"/>
           <w:lang w:val="en-GB"/>
         </w:rPr>
-        <w:t xml:space="preserve"> info` was then used to record each circuit's compiled size in ACIR opcodes, shown in Table 4.2.</w:t>
+        <w:t xml:space="preserve"> info</w:t>
+      </w:r>
+      <w:r>
+        <w:rPr>
+          <w:sz w:val="24"/>
+          <w:szCs w:val="24"/>
+          <w:lang w:val="en-GB"/>
+        </w:rPr>
+        <w:t>’ command</w:t>
+      </w:r>
+      <w:r>
+        <w:rPr>
+          <w:sz w:val="24"/>
+          <w:szCs w:val="24"/>
+          <w:lang w:val="en-GB"/>
+        </w:rPr>
+        <w:t xml:space="preserve"> was then used to record each circuit's compiled size in ACIR opcodes, shown in Table 4.2.</w:t>
       </w:r>
     </w:p>
     <w:tbl>
@@ -1181,16 +1264,7 @@
           <w:szCs w:val="24"/>
           <w:lang w:val="en-GB"/>
         </w:rPr>
-        <w:t xml:space="preserve">The growth in circuit size is markedly non-linear with respect to attribute count. Doubling the attribute count from Scenario 2 to Scenario 3 (four to eight attributes) produced a 7.6-fold increase in circuit size (80 to 606 opcodes), while doubling attribute count again from Scenario 3 to Scenario 4 (eight to sixteen attributes) produced only a 5.6-fold increase (606 to 3,409 opcodes) despite Scenario 4 additionally introducing a full depth-four Merkle membership proof on top of the Poseidon commitment already present in Scenario 3. This is a direct empirical confirmation of the caution raised in Section 2.5.2, that attribute count alone is not a reliable proxy for circuit complexity: the dominant cost driver of the Scenario 2-to-3 jump is </w:t>
-      </w:r>
-      <w:r>
-        <w:rPr>
-          <w:sz w:val="24"/>
-          <w:szCs w:val="24"/>
-          <w:lang w:val="en-GB"/>
-        </w:rPr>
-        <w:lastRenderedPageBreak/>
-        <w:t>the introduction of the Poseidon hash commitment check itself, not the increase in attribute count, exactly as Chapter Two's literature predicted.</w:t>
+        <w:t>The growth in circuit size is markedly non-linear with respect to attribute count. Doubling the attribute count from Scenario 2 to Scenario 3 (four to eight attributes) produced a 7.6-fold increase in circuit size (80 to 606 opcodes), while doubling attribute count again from Scenario 3 to Scenario 4 (eight to sixteen attributes) produced only a 5.6-fold increase (606 to 3,409 opcodes) despite Scenario 4 additionally introducing a full depth-four Merkle membership proof on top of the Poseidon commitment already present in Scenario 3. This is a direct empirical confirmation of the caution raised in Section 2.5.2, that attribute count alone is not a reliable proxy for circuit complexity: the dominant cost driver of the Scenario 2-to-3 jump is the introduction of the Poseidon hash commitment check itself, not the increase in attribute count, exactly as Chapter Two's literature predicted.</w:t>
       </w:r>
     </w:p>
     <w:p>
@@ -1208,6 +1282,7 @@
           <w:szCs w:val="24"/>
           <w:lang w:val="en-GB"/>
         </w:rPr>
+        <w:lastRenderedPageBreak/>
         <w:t>4.3 Data Validation and Failure-Rate Analysis</w:t>
       </w:r>
     </w:p>
@@ -2022,7 +2097,23 @@
           <w:szCs w:val="24"/>
           <w:lang w:val="en-GB"/>
         </w:rPr>
-        <w:t xml:space="preserve">Table 4.4 reports the descriptive statistics (Section 3.11.1) for the three off-chain timing metrics and peak memory across the thirty trials collected for each scenario. “Proof size” here is the </w:t>
+        <w:t xml:space="preserve">Table 4.4 reports the descriptive statistics (Section 3.11.1) for the three off-chain timing metrics and peak memory across the </w:t>
+      </w:r>
+      <w:r>
+        <w:rPr>
+          <w:sz w:val="24"/>
+          <w:szCs w:val="24"/>
+          <w:lang w:val="en-GB"/>
+        </w:rPr>
+        <w:t>30</w:t>
+      </w:r>
+      <w:r>
+        <w:rPr>
+          <w:sz w:val="24"/>
+          <w:szCs w:val="24"/>
+          <w:lang w:val="en-GB"/>
+        </w:rPr>
+        <w:t xml:space="preserve"> trials collected for each scenario. “Proof size” here is the off-chain proof (bb prove's default, Poseidon2-based target), the artefact used to measure proving and local-verification performance in this section and Section 4.5; it is a different, separately </w:t>
       </w:r>
       <w:r>
         <w:rPr>
@@ -2031,7 +2122,15 @@
           <w:lang w:val="en-GB"/>
         </w:rPr>
         <w:lastRenderedPageBreak/>
-        <w:t>off-chain proof (bb prove's default, Poseidon2-based target), the artefact used to measure proving and local-verification performance in this section and Section 4.5; it is a different, separately built artefact from the on-chain (EVM/Keccak-target) proof discussed in Section 4.6, and the two must not be compared to one another (see the correction note there).</w:t>
+        <w:t>built artefact from the on-chain (EVM/Keccak-target) proof discussed in Section 4.6, and the two must not be compared to one another</w:t>
+      </w:r>
+      <w:r>
+        <w:rPr>
+          <w:sz w:val="24"/>
+          <w:szCs w:val="24"/>
+          <w:lang w:val="en-GB"/>
+        </w:rPr>
+        <w:t>.</w:t>
       </w:r>
     </w:p>
     <w:tbl>
@@ -5538,7 +5637,7 @@
           <w:szCs w:val="24"/>
           <w:lang w:val="en-GB"/>
         </w:rPr>
-        <w:t xml:space="preserve">%): proving time grows far more slowly than raw gate count, consistent with the sub-linear-to-quasi-linear cost behaviour expected of modern UltraHonk proving systems (Section 2.1.1). </w:t>
+        <w:t xml:space="preserve">%): proving time grows far more slowly than raw gate count, consistent with the cost behaviour expected of modern UltraHonk proving systems (Section 2.1.1). </w:t>
       </w:r>
     </w:p>
     <w:p>
@@ -5606,8 +5705,16 @@
           <w:szCs w:val="24"/>
           <w:lang w:val="en-GB"/>
         </w:rPr>
+        <w:t xml:space="preserve">Across the four scenario-level observations, proving time showed a strong monotonic relationship with circuit size (Spearman ρ = 0.8999). Attribute count is not reported as a </w:t>
+      </w:r>
+      <w:r>
+        <w:rPr>
+          <w:sz w:val="24"/>
+          <w:szCs w:val="24"/>
+          <w:lang w:val="en-GB"/>
+        </w:rPr>
         <w:lastRenderedPageBreak/>
-        <w:t>Across the four scenario-level observations, proving time showed a strong monotonic relationship with circuit size (Spearman ρ = 0.8999). Attribute count is not reported as a separate correlation: because the scenarios scale attribute count and predicate complexity jointly by design, attribute count is perfectly rank-collinear with circuit size, and the two correlations would be identical by construction. Circuit size is therefore treated as the theoretically meaningful complexity driver, consistent with the caution in Chapter Two that high-level complexity measures should not be assumed to predict backend cost</w:t>
+        <w:t>separate correlation: because the scenarios scale attribute count and predicate complexity jointly by design, attribute count is perfectly rank-collinear with circuit size, and the two correlations would be identical by construction. Circuit size is therefore treated as the theoretically meaningful complexity driver, consistent with the caution in Chapter Two that high-level complexity measures should not be assumed to predict backend cost</w:t>
       </w:r>
       <w:r>
         <w:rPr>
@@ -6867,7 +6974,71 @@
           <w:szCs w:val="24"/>
           <w:lang w:val="en-GB"/>
         </w:rPr>
-        <w:t>Proof size was measured directly from the transaction trace for the proof field of each submission, decoded from its hexadecimal serialization to bytes and cross-checked against the proof field received by the verifier contract. To ensure the two figures are mutually consistent, every calldata measurement was validated against the composition of the submitted transaction payload, which must satisfy</w:t>
+        <w:t>Proof size was measured directly from the transaction trace for the proof field of each submission</w:t>
+      </w:r>
+      <w:r>
+        <w:rPr>
+          <w:sz w:val="24"/>
+          <w:szCs w:val="24"/>
+          <w:lang w:val="en-GB"/>
+        </w:rPr>
+        <w:t xml:space="preserve"> </w:t>
+      </w:r>
+      <w:r>
+        <w:rPr>
+          <w:sz w:val="24"/>
+          <w:szCs w:val="24"/>
+          <w:lang w:val="en-GB"/>
+        </w:rPr>
+        <w:t>and cross-checked against the proof field received by the verifier contract. To ensure the two figures are mutually consistent, every calldata measurement was validated against the submitted transaction payload</w:t>
+      </w:r>
+      <w:r>
+        <w:rPr>
+          <w:sz w:val="24"/>
+          <w:szCs w:val="24"/>
+          <w:lang w:val="en-GB"/>
+        </w:rPr>
+        <w:t>.</w:t>
+      </w:r>
+      <w:r>
+        <w:rPr>
+          <w:sz w:val="24"/>
+          <w:szCs w:val="24"/>
+          <w:lang w:val="en-GB"/>
+        </w:rPr>
+        <w:t xml:space="preserve"> All values reported in this section are drawn from</w:t>
+      </w:r>
+      <w:r>
+        <w:rPr>
+          <w:sz w:val="24"/>
+          <w:szCs w:val="24"/>
+          <w:lang w:val="en-GB"/>
+        </w:rPr>
+        <w:t xml:space="preserve"> </w:t>
+      </w:r>
+      <w:r>
+        <w:rPr>
+          <w:sz w:val="24"/>
+          <w:szCs w:val="24"/>
+          <w:lang w:val="en-GB"/>
+        </w:rPr>
+        <w:t xml:space="preserve"> the reproducibility artefact set (</w:t>
+      </w:r>
+      <w:r>
+        <w:rPr>
+          <w:sz w:val="24"/>
+          <w:szCs w:val="24"/>
+          <w:lang w:val="en-GB"/>
+        </w:rPr>
+        <w:t xml:space="preserve">Chapter 3 Sub-section </w:t>
+      </w:r>
+      <w:r>
+        <w:rPr>
+          <w:sz w:val="24"/>
+          <w:szCs w:val="24"/>
+          <w:lang w:val="en-GB"/>
+        </w:rPr>
+        <w:t>3.12.3).</w:t>
       </w:r>
     </w:p>
     <w:p>
@@ -6880,125 +7051,85 @@
           <w:lang w:val="en-GB"/>
         </w:rPr>
       </w:pPr>
-    </w:p>
-    <w:p>
-      <w:pPr>
-        <w:spacing w:after="200" w:line="360" w:lineRule="auto"/>
-        <w:jc w:val="both"/>
-        <w:rPr>
-          <w:sz w:val="24"/>
-          <w:szCs w:val="24"/>
-          <w:lang w:val="en-GB"/>
-        </w:rPr>
-      </w:pPr>
-      <w:r>
-        <w:rPr>
-          <w:sz w:val="24"/>
-          <w:szCs w:val="24"/>
-          <w:lang w:val="en-GB"/>
-        </w:rPr>
-        <w:t>$|calldata| \</w:t>
-      </w:r>
-      <w:proofErr w:type="spellStart"/>
-      <w:r>
-        <w:rPr>
-          <w:sz w:val="24"/>
-          <w:szCs w:val="24"/>
-          <w:lang w:val="en-GB"/>
-        </w:rPr>
-        <w:t>ge</w:t>
-      </w:r>
-      <w:proofErr w:type="spellEnd"/>
-      <w:r>
-        <w:rPr>
-          <w:sz w:val="24"/>
-          <w:szCs w:val="24"/>
-          <w:lang w:val="en-GB"/>
-        </w:rPr>
-        <w:t xml:space="preserve"> 4 + |proof| + \</w:t>
-      </w:r>
-      <w:proofErr w:type="spellStart"/>
-      <w:r>
-        <w:rPr>
-          <w:sz w:val="24"/>
-          <w:szCs w:val="24"/>
-          <w:lang w:val="en-GB"/>
-        </w:rPr>
-        <w:t>sum|public</w:t>
-      </w:r>
-      <w:proofErr w:type="spellEnd"/>
-      <w:r>
-        <w:rPr>
-          <w:sz w:val="24"/>
-          <w:szCs w:val="24"/>
-          <w:lang w:val="en-GB"/>
-        </w:rPr>
-        <w:t>\ inputs|$</w:t>
-      </w:r>
-    </w:p>
-    <w:p>
-      <w:pPr>
-        <w:spacing w:after="200" w:line="360" w:lineRule="auto"/>
-        <w:jc w:val="both"/>
-        <w:rPr>
-          <w:sz w:val="24"/>
-          <w:szCs w:val="24"/>
-          <w:lang w:val="en-GB"/>
-        </w:rPr>
-      </w:pPr>
-    </w:p>
-    <w:p>
-      <w:pPr>
-        <w:spacing w:after="200" w:line="360" w:lineRule="auto"/>
-        <w:jc w:val="both"/>
-        <w:rPr>
-          <w:sz w:val="24"/>
-          <w:szCs w:val="24"/>
-          <w:lang w:val="en-GB"/>
-        </w:rPr>
-      </w:pPr>
-      <w:r>
-        <w:rPr>
-          <w:sz w:val="24"/>
-          <w:szCs w:val="24"/>
-          <w:lang w:val="en-GB"/>
-        </w:rPr>
-        <w:t>where the 4-byte term is the function selector and $|proof|$ is the byte length of the decoded proof. After reconciling the two measurements, the proof is [state the resolved byte length — if the 14,656 figure was a hex-character count, the true proof size is 7,328 bytes and every downstream figure must be corrected accordingly], and calldata across scenarios ranges from 7,264 to 8,096 bytes, with the difference attributable to the public-input count of each scenario. All values reported in this section are drawn from the transaction trace and the instrumented verifier call, both recorded in the reproducibility artefact set (</w:t>
-      </w:r>
-      <w:r>
-        <w:rPr>
-          <w:sz w:val="24"/>
-          <w:szCs w:val="24"/>
-          <w:lang w:val="en-GB"/>
-        </w:rPr>
-        <w:t xml:space="preserve">Chapter 3 Sub-section </w:t>
-      </w:r>
-      <w:r>
-        <w:rPr>
-          <w:sz w:val="24"/>
-          <w:szCs w:val="24"/>
-          <w:lang w:val="en-GB"/>
-        </w:rPr>
-        <w:t>3.12.3).</w:t>
-      </w:r>
-    </w:p>
-    <w:p>
-      <w:pPr>
-        <w:spacing w:after="200" w:line="360" w:lineRule="auto"/>
-        <w:jc w:val="both"/>
-        <w:rPr>
-          <w:sz w:val="24"/>
-          <w:szCs w:val="24"/>
-          <w:lang w:val="en-GB"/>
-        </w:rPr>
-      </w:pPr>
-      <w:r>
-        <w:rPr>
-          <w:sz w:val="24"/>
-          <w:szCs w:val="24"/>
-          <w:lang w:val="en-GB"/>
-        </w:rPr>
-        <w:t>Verification gas is isolated from total transaction gas rather than read whole from the receipt: the verifier call is instrumented with gasleft snapshots inside the contract so that the gas consumed by the verification procedure alone is recorded. The calldata component is computed separately at 4 gas per zero byte and 16 gas per non-zero byte of the submitted payload and is reported alongside, not conflated with, the cryptographic verification cost. Where gas values are reported as means over repeated trials, they are rounded to the nearest integer (gas is discrete by EVM semantics); the same rounding is applied in every table so that no figure appears once as 2,712,250 and once as 2,712,250.33.</w:t>
+      <w:r>
+        <w:rPr>
+          <w:sz w:val="24"/>
+          <w:szCs w:val="24"/>
+          <w:lang w:val="en-GB"/>
+        </w:rPr>
+        <w:t>Verification gas is isolated from total transaction gas rather than read whole from the receipt</w:t>
+      </w:r>
+      <w:r>
+        <w:rPr>
+          <w:sz w:val="24"/>
+          <w:szCs w:val="24"/>
+          <w:lang w:val="en-GB"/>
+        </w:rPr>
+        <w:t>.</w:t>
+      </w:r>
+      <w:r>
+        <w:rPr>
+          <w:sz w:val="24"/>
+          <w:szCs w:val="24"/>
+          <w:lang w:val="en-GB"/>
+        </w:rPr>
+        <w:t xml:space="preserve"> </w:t>
+      </w:r>
+      <w:r>
+        <w:rPr>
+          <w:sz w:val="24"/>
+          <w:szCs w:val="24"/>
+          <w:lang w:val="en-GB"/>
+        </w:rPr>
+        <w:t>T</w:t>
+      </w:r>
+      <w:r>
+        <w:rPr>
+          <w:sz w:val="24"/>
+          <w:szCs w:val="24"/>
+          <w:lang w:val="en-GB"/>
+        </w:rPr>
+        <w:t xml:space="preserve">he verifier call is instrumented with </w:t>
+      </w:r>
+      <w:r>
+        <w:rPr>
+          <w:sz w:val="24"/>
+          <w:szCs w:val="24"/>
+          <w:lang w:val="en-GB"/>
+        </w:rPr>
+        <w:t>‘</w:t>
+      </w:r>
+      <w:r>
+        <w:rPr>
+          <w:sz w:val="24"/>
+          <w:szCs w:val="24"/>
+          <w:lang w:val="en-GB"/>
+        </w:rPr>
+        <w:t>gasleft</w:t>
+      </w:r>
+      <w:r>
+        <w:rPr>
+          <w:sz w:val="24"/>
+          <w:szCs w:val="24"/>
+          <w:lang w:val="en-GB"/>
+        </w:rPr>
+        <w:t>’</w:t>
+      </w:r>
+      <w:r>
+        <w:rPr>
+          <w:sz w:val="24"/>
+          <w:szCs w:val="24"/>
+          <w:lang w:val="en-GB"/>
+        </w:rPr>
+        <w:t xml:space="preserve"> snapshots inside the contract so that the gas consumed by the verification procedure alone is recorded. The calldata component is computed separately at 4 gas per zero byte and 16 gas per non-zero byte of the submitted payload. Where gas values are reported as means over repeated trials, they are rounded to the nearest integer</w:t>
+      </w:r>
+      <w:r>
+        <w:rPr>
+          <w:sz w:val="24"/>
+          <w:szCs w:val="24"/>
+          <w:lang w:val="en-GB"/>
+        </w:rPr>
+        <w:t>.</w:t>
       </w:r>
     </w:p>
     <w:tbl>
@@ -7525,7 +7656,6 @@
           <w:szCs w:val="24"/>
           <w:lang w:val="en-GB"/>
         </w:rPr>
-        <w:lastRenderedPageBreak/>
         <w:t>Unlike the off-chain proof (Section 4.4), the on-chain proof is not exactly invariant: it grows modestly from 7,232 bytes (Scenarios 1-2) to 8,000 bytes (Scenario 4), a 10.6% increase, because the Keccak-oracle EVM proving target serializes a small number of additional sumcheck-round elements as circuit depth increases. True calldata grows similarly, from 7,396 to 8,228 bytes (+11.2%), driven jointly by the on-chain proof's own modest growth and by the increasing number of public inputs each scenario's verifyCredential() call carries. Both figures remain overwhelmingly succinct relative to the 131-fold growth in circuit size (Table 4.2), which is the property that actually matters for blockchain storage and calldata cost; the earlier, incorrect claim that the on-chain proof was exactly invariant is withdrawn, but the substantive succinctness conclusion is not, since 10.6% and 11.2% growth are still negligible next to 13,015% circuit-size growth.</w:t>
       </w:r>
     </w:p>
@@ -7543,7 +7673,16 @@
           <w:szCs w:val="24"/>
           <w:lang w:val="en-GB"/>
         </w:rPr>
-        <w:t>As a direct check against the possibility of a further encoding error, the reviewer-specified consistency rule, calldata ≥ 4 bytes (function selector) + on-chain proof bytes + Σ(public-input bytes), was verified for all six gas-benchmarked trials and holds with equality once the fixed 132-byte ABI head/length overhead is included (Table 4.6); the originally reported calldata figures failed this check by exactly that amount.</w:t>
+        <w:t xml:space="preserve">As a direct check against the possibility of a further encoding error, the reviewer-specified consistency rule, calldata ≥ 4 bytes (function selector) + on-chain proof bytes + Σ(public-input bytes), was verified for all six gas-benchmarked trials and holds with equality once the fixed </w:t>
+      </w:r>
+      <w:r>
+        <w:rPr>
+          <w:sz w:val="24"/>
+          <w:szCs w:val="24"/>
+          <w:lang w:val="en-GB"/>
+        </w:rPr>
+        <w:lastRenderedPageBreak/>
+        <w:t>132-byte ABI head/length overhead is included (Table 4.6); the originally reported calldata figures failed this check by exactly that amount.</w:t>
       </w:r>
     </w:p>
     <w:tbl>
@@ -8457,16 +8596,7 @@
           <w:szCs w:val="24"/>
           <w:lang w:val="en-GB"/>
         </w:rPr>
-        <w:t xml:space="preserve">” in Table 4.7 does and does not include must be stated explicitly, since Section 3.8.3's original “isolated and recorded” description did not specify this precisely enough. The figure is measured inside contracts/test/RealVerifierGas.t.sol as gasBefore = gasleft(); credentialVerifier.verifyCredential(proof, publicInputs); gasUsed = gasBefore - </w:t>
-      </w:r>
-      <w:r>
-        <w:rPr>
-          <w:sz w:val="24"/>
-          <w:szCs w:val="24"/>
-          <w:lang w:val="en-GB"/>
-        </w:rPr>
-        <w:lastRenderedPageBreak/>
-        <w:t>gasleft(); an in-process gas delta taken around a Solidity external call, inside a Foundry test, not the total gas consumed by a real, top-level, mined Ethereum transaction. It therefore EXCLUDES: (a) the 21,000-gas base intrinsic transaction fee every Ethereum transaction pays regardless of content, and (b) the intrinsic per-byte calldata gas charge (4 gas per zero byte, 16 gas per non-zero byte) that a transaction's top-level data field incurs</w:t>
+        <w:t>” in Table 4.7 does and does not include must be stated explicitly, since Section 3.8.3's original “isolated and recorded” description did not specify this precisely enough. The figure is measured inside contracts/test/RealVerifierGas.t.sol as gasBefore = gasleft(); credentialVerifier.verifyCredential(proof, publicInputs); gasUsed = gasBefore - gasleft(); an in-process gas delta taken around a Solidity external call, inside a Foundry test, not the total gas consumed by a real, top-level, mined Ethereum transaction. It therefore EXCLUDES: (a) the 21,000-gas base intrinsic transaction fee every Ethereum transaction pays regardless of content, and (b) the intrinsic per-byte calldata gas charge (4 gas per zero byte, 16 gas per non-zero byte) that a transaction's top-level data field incurs</w:t>
       </w:r>
       <w:r>
         <w:rPr>
@@ -8518,6 +8648,7 @@
                 <w:szCs w:val="24"/>
                 <w:lang w:val="en-GB"/>
               </w:rPr>
+              <w:lastRenderedPageBreak/>
               <w:t>Scenario</w:t>
             </w:r>
           </w:p>
@@ -8907,7 +9038,6 @@
           <w:noProof/>
           <w:lang w:val="en-GB"/>
         </w:rPr>
-        <w:lastRenderedPageBreak/>
         <w:drawing>
           <wp:inline distT="0" distB="0" distL="0" distR="0" wp14:anchorId="264B9197" wp14:editId="3C1D0587">
             <wp:extent cx="5334000" cy="3810000"/>
@@ -8980,6 +9110,7 @@
           <w:noProof/>
           <w:lang w:val="en-GB"/>
         </w:rPr>
+        <w:lastRenderedPageBreak/>
         <w:drawing>
           <wp:inline distT="0" distB="0" distL="0" distR="0" wp14:anchorId="4069E44F" wp14:editId="3968837D">
             <wp:extent cx="5334000" cy="3810000"/>
@@ -9054,7 +9185,6 @@
           <w:szCs w:val="24"/>
           <w:lang w:val="en-GB"/>
         </w:rPr>
-        <w:lastRenderedPageBreak/>
         <w:t>4.7 RQ4: Relationship Between Off-Chain Proving Cost and On-Chain Verification Cost</w:t>
       </w:r>
     </w:p>
@@ -10060,6 +10190,7 @@
           <w:szCs w:val="24"/>
           <w:lang w:val="en-GB"/>
         </w:rPr>
+        <w:lastRenderedPageBreak/>
         <w:t>The result is unambiguous: a 131-fold increase in circuit size and a near-tripling of mean proving cost were accompanied by only a 5.6% increase in Ethereum verification gas, a 10.6% increase in the on-chain proof's own size, and an 11.2% increase in true transaction calldata, with deployment gas essentially unchanged. This directly supports the decoupling hypothesis set out in Section 3.11.4: Ethereum verification cost for this credential circuit is governed chiefly by the proof system and the number of public inputs, not by the complexity of the private computation the prover performed. Correcting the on-chain proof-size and calldata figures (Section 4.6) changes their reported values but not this conclusion: verification gas, the metric that most directly matters to a contract calling verifyCredential(), was unaffected by the correction and still grows by only 5.6% against a 131-fold increase in circuit size. This finding is consistent with, and empirically extends to the attribute-based-credential use case, the pattern Guo et al. (2024) observed across generic SNARK-proving-system benchmarks (Sections 2.7.6 and 2.8), and it directly answers RQ4: off-chain and on-chain cost scale at fundamentally different rates for this implementation. Architects designing Ethereum-verified credential systems can add considerable predicate complexity to the private circuit without materially changing the per-verification gas cost their users or contracts will pay.</w:t>
       </w:r>
     </w:p>
@@ -10076,7 +10207,6 @@
           <w:noProof/>
           <w:lang w:val="en-GB"/>
         </w:rPr>
-        <w:lastRenderedPageBreak/>
         <w:drawing>
           <wp:inline distT="0" distB="0" distL="0" distR="0" wp14:anchorId="7989359D" wp14:editId="1FDAB4C2">
             <wp:extent cx="5334000" cy="3810000"/>
@@ -10168,6 +10298,7 @@
           <w:szCs w:val="24"/>
           <w:lang w:val="en-GB"/>
         </w:rPr>
+        <w:lastRenderedPageBreak/>
         <w:t>Per the interpretive step specified in Section 3.11.5, the empirical findings above are now read against Secure Multi-Party Computation's cost model established in Sections 1.1.1 and 2.4.5, as a conceptual comparator rather than a second empirical subject.</w:t>
       </w:r>
     </w:p>
@@ -10185,16 +10316,7 @@
           <w:szCs w:val="24"/>
           <w:lang w:val="en-GB"/>
         </w:rPr>
-        <w:t xml:space="preserve">The empirical results reinforce, rather than merely restate, the structural distinction drawn in Chapter Two. In the ZK-SNARK/Noir/Ethereum pipeline measured here, the entire cost of accommodating a more complex sixteen-attribute credential with a Poseidon commitment and Merkle membership check was absorbed almost entirely by the holder's own device, as a one-time, local, roughly 800 ms median proving step, while every verifier thereafter, on Ethereum or off, paid an essentially fixed cost regardless of that complexity (Table 4.9). An SMPC-based architecture handling the equivalent sixteen-attribute predicate would, by contrast, distribute that same computation across every participating node for the duration of the protocol (Section 2.4.5; Zhou et al., 2021), with its dominant cost sitting in inter-party communication rounds rather than in a single local computation a smart contract can cheaply check. Nothing about SMPC's cost model would produce a Table-4.9-style outcome, a 131-fold increase in the underlying computation being absorbed by a verifier paying only 5.6% more, because SMPC </w:t>
-      </w:r>
-      <w:r>
-        <w:rPr>
-          <w:sz w:val="24"/>
-          <w:szCs w:val="24"/>
-          <w:lang w:val="en-GB"/>
-        </w:rPr>
-        <w:lastRenderedPageBreak/>
-        <w:t>has no artefact comparably cheap, constant-size, and publicly verifiable to a succinct proof for a smart contract to check (Section 2.4.5).</w:t>
+        <w:t>The empirical results reinforce, rather than merely restate, the structural distinction drawn in Chapter Two. In the ZK-SNARK/Noir/Ethereum pipeline measured here, the entire cost of accommodating a more complex sixteen-attribute credential with a Poseidon commitment and Merkle membership check was absorbed almost entirely by the holder's own device, as a one-time, local, roughly 800 ms median proving step, while every verifier thereafter, on Ethereum or off, paid an essentially fixed cost regardless of that complexity (Table 4.9). An SMPC-based architecture handling the equivalent sixteen-attribute predicate would, by contrast, distribute that same computation across every participating node for the duration of the protocol (Section 2.4.5; Zhou et al., 2021), with its dominant cost sitting in inter-party communication rounds rather than in a single local computation a smart contract can cheaply check. Nothing about SMPC's cost model would produce a Table-4.9-style outcome, a 131-fold increase in the underlying computation being absorbed by a verifier paying only 5.6% more, because SMPC has no artefact comparably cheap, constant-size, and publicly verifiable to a succinct proof for a smart contract to check (Section 2.4.5).</w:t>
       </w:r>
     </w:p>
     <w:p>
@@ -10267,7 +10389,16 @@
           <w:szCs w:val="24"/>
           <w:lang w:val="en-GB"/>
         </w:rPr>
-        <w:t>300,000 gas figures cited for Groth16 verification in Chapter One. That gap is expected and was flagged there: those figures were cited as orientation for the magnitude of on-chain verification cost and are system-specific, whereas the figures measured here reflect the UltraHonk-family verifier generated by the toolchain under test. The comparison nonetheless matters for deployment decisions: it places the practical cost of the evaluated pipeline at the high end of the range suggested by the credential literature. Within the measured scenarios, verification gas grew only 5.6% as circuit size grew 131-fold, and the small residual growth tracks the 11.5% growth in calldata size attributable to public inputs</w:t>
+        <w:t xml:space="preserve">300,000 gas figures cited for Groth16 verification in Chapter One. That gap is expected and was flagged there: those figures were cited as orientation for the magnitude of on-chain verification cost and are system-specific, whereas the figures </w:t>
+      </w:r>
+      <w:r>
+        <w:rPr>
+          <w:sz w:val="24"/>
+          <w:szCs w:val="24"/>
+          <w:lang w:val="en-GB"/>
+        </w:rPr>
+        <w:lastRenderedPageBreak/>
+        <w:t>measured here reflect the UltraHonk-family verifier generated by the toolchain under test. The comparison nonetheless matters for deployment decisions: it places the practical cost of the evaluated pipeline at the high end of the range suggested by the credential literature. Within the measured scenarios, verification gas grew only 5.6% as circuit size grew 131-fold, and the small residual growth tracks the 11.5% growth in calldata size attributable to public inputs</w:t>
       </w:r>
       <w:r>
         <w:rPr>
@@ -10300,16 +10431,7 @@
           <w:szCs w:val="24"/>
           <w:lang w:val="en-GB"/>
         </w:rPr>
-        <w:t xml:space="preserve">The zero-failure result recorded in Table 4.3 sits alongside, without contradicting, Hochrainer et al.'s (2024) finding that production ZK toolchains, Noir's included, can contain genuine correctness bugs (Section 2.8): a fuzzing study and a fixed, hand-verified benchmark circuit are testing different things, and the result reported here confirms only that, for the specific, unit-tested credential predicates evaluated in Section 4.2, the toolchain version pinned in Section 3.4 behaved correctly and deterministically across all 120 trials. Separately, the proof-size/calldata measurement error caught and corrected in Section 4.6 is itself an argument in favour of Hochrainer et al.'s broader point: even a benchmark built entirely on a correct, passing </w:t>
-      </w:r>
-      <w:r>
-        <w:rPr>
-          <w:sz w:val="24"/>
-          <w:szCs w:val="24"/>
-          <w:lang w:val="en-GB"/>
-        </w:rPr>
-        <w:lastRenderedPageBreak/>
-        <w:t>circuit can still misreport a downstream metric if two structurally different artefacts (here, two proofs built with different proving targets) are not kept explicitly distinct, which is precisely why Section 4.6 now labels each artefact by its proving target rather than by a single shared column name.</w:t>
+        <w:t>The zero-failure result recorded in Table 4.3 sits alongside, without contradicting, Hochrainer et al.'s (2024) finding that production ZK toolchains, Noir's included, can contain genuine correctness bugs (Section 2.8): a fuzzing study and a fixed, hand-verified benchmark circuit are testing different things, and the result reported here confirms only that, for the specific, unit-tested credential predicates evaluated in Section 4.2, the toolchain version pinned in Section 3.4 behaved correctly and deterministically across all 120 trials. Separately, the proof-size/calldata measurement error caught and corrected in Section 4.6 is itself an argument in favour of Hochrainer et al.'s broader point: even a benchmark built entirely on a correct, passing circuit can still misreport a downstream metric if two structurally different artefacts (here, two proofs built with different proving targets) are not kept explicitly distinct, which is precisely why Section 4.6 now labels each artefact by its proving target rather than by a single shared column name.</w:t>
       </w:r>
     </w:p>
     <w:p>
@@ -10343,7 +10465,16 @@
           <w:szCs w:val="24"/>
           <w:lang w:val="en-GB"/>
         </w:rPr>
-        <w:t>The circuit-size result in Table 4.2, the Scenario 2-to-3 transition costing more, proportionally, than the Scenario 3-to-4 transition despite a smaller nominal attribute-count increase, is a direct empirical confirmation of the distinction Chapter Two draws between attribute count and predicate complexity (Section 2.5.2): the Poseidon commitment check introduced in Scenario 3, not the raw attribute count, is the dominant driver of the circuit-size jump, matching the caution that “the number of attributes or predicates in a high-level program cannot, on its own, be treated as a reliable proxy for computational complexity.”</w:t>
+        <w:t xml:space="preserve">The circuit-size result in Table 4.2, the Scenario 2-to-3 transition costing more, proportionally, than the Scenario 3-to-4 transition despite a smaller nominal attribute-count increase, is a direct </w:t>
+      </w:r>
+      <w:r>
+        <w:rPr>
+          <w:sz w:val="24"/>
+          <w:szCs w:val="24"/>
+          <w:lang w:val="en-GB"/>
+        </w:rPr>
+        <w:lastRenderedPageBreak/>
+        <w:t>empirical confirmation of the distinction Chapter Two draws between attribute count and predicate complexity (Section 2.5.2): the Poseidon commitment check introduced in Scenario 3, not the raw attribute count, is the dominant driver of the circuit-size jump, matching the caution that “the number of attributes or predicates in a high-level program cannot, on its own, be treated as a reliable proxy for computational complexity.”</w:t>
       </w:r>
     </w:p>
     <w:p>
@@ -10351,8 +10482,6 @@
         <w:spacing w:after="200" w:line="360" w:lineRule="auto"/>
         <w:jc w:val="both"/>
         <w:rPr>
-          <w:sz w:val="24"/>
-          <w:szCs w:val="24"/>
           <w:lang w:val="en-GB"/>
         </w:rPr>
       </w:pPr>
@@ -10364,23 +10493,6 @@
         </w:rPr>
         <w:t>Finally, the zero-variance off-chain proof-size finding (Table 4.4) empirically operationalizes the succinctness property Ben-Sasson et al. (2014) define as characteristic of a ZK-SNARK (Sections 1.9 and 2.2.2). Here it is not merely a theoretical property asserted from the construction, but a measured, exactly-invariant 14,656-byte outcome across 120 independently generated off-chain proofs spanning four different credential circuits. The on-chain proof and its calldata (Table 4.6) are not exactly invariant in the same way, but their modest 10.6% and 11.2% growth against a 131-fold circuit-size increase is still overwhelmingly consistent with the same succinctness property in practical, if not perfectly exact, terms.</w:t>
       </w:r>
-      <w:r>
-        <w:rPr>
-          <w:sz w:val="24"/>
-          <w:szCs w:val="24"/>
-          <w:lang w:val="en-GB"/>
-        </w:rPr>
-        <w:br w:type="page"/>
-      </w:r>
-    </w:p>
-    <w:p>
-      <w:pPr>
-        <w:spacing w:after="200" w:line="360" w:lineRule="auto"/>
-        <w:jc w:val="both"/>
-        <w:rPr>
-          <w:lang w:val="en-GB"/>
-        </w:rPr>
-      </w:pPr>
     </w:p>
     <w:p>
       <w:pPr>
@@ -10450,6 +10562,7 @@
           <w:szCs w:val="24"/>
           <w:lang w:val="en-GB"/>
         </w:rPr>
+        <w:lastRenderedPageBreak/>
         <w:t>Ben-Sasson, E., Chiesa, A., Tromer, E., &amp; Virza, M. (2014). Succinct non-interactive zero knowledge for a von Neumann architecture. In Proceedings of the 23rd USENIX Security Symposium (pp. 781–796). USENIX Association.</w:t>
       </w:r>
     </w:p>
@@ -10504,7 +10617,6 @@
           <w:szCs w:val="24"/>
           <w:lang w:val="en-GB"/>
         </w:rPr>
-        <w:lastRenderedPageBreak/>
         <w:t>Hochrainer, C., Isychev, A., Wüstholz, V., &amp; Christakis, M. (2024). Fuzzing processing pipelines for zero-knowledge circuits. arXiv. https://doi.org/10.48550/arXiv.2411.02077</w:t>
       </w:r>
     </w:p>
@@ -11113,7 +11225,6 @@
   <w:style w:type="character" w:default="1" w:styleId="DefaultParagraphFont">
     <w:name w:val="Default Paragraph Font"/>
     <w:uiPriority w:val="1"/>
-    <w:semiHidden/>
     <w:unhideWhenUsed/>
   </w:style>
   <w:style w:type="table" w:default="1" w:styleId="TableNormal">
